--- a/src/main/webapp/plantillas/INVERSION_3_CERTIFICADO_IDONEIDAD.docx
+++ b/src/main/webapp/plantillas/INVERSION_3_CERTIFICADO_IDONEIDAD.docx
@@ -526,8 +526,6 @@
           <w:szCs w:val="24"/>
         </w:rPr>
       </w:pPr>
-      <w:bookmarkStart w:id="0" w:name="_GoBack"/>
-      <w:bookmarkEnd w:id="0"/>
     </w:p>
     <w:p>
       <w:pPr>
@@ -703,8 +701,18 @@
           <w:sz w:val="16"/>
           <w:szCs w:val="16"/>
         </w:rPr>
-        <w:t>Proyectó: María Eugenia González Espinosa – Profesional Universitario</w:t>
+        <w:t xml:space="preserve">Proyectó: </w:t>
       </w:r>
+      <w:r>
+        <w:rPr>
+          <w:rFonts w:ascii="Arial" w:eastAsia="Arial" w:hAnsi="Arial" w:cs="Arial"/>
+          <w:sz w:val="16"/>
+          <w:szCs w:val="16"/>
+        </w:rPr>
+        <w:t>${NOMBRE_PROYECTO} – ${CARGO_PROYECTO}</w:t>
+      </w:r>
+      <w:bookmarkStart w:id="0" w:name="_GoBack"/>
+      <w:bookmarkEnd w:id="0"/>
     </w:p>
     <w:p/>
     <w:sectPr>
@@ -3822,6 +3830,9 @@
   <wne:recipientData>
     <wne:active wne:val="1"/>
   </wne:recipientData>
+  <wne:recipientData>
+    <wne:active wne:val="1"/>
+  </wne:recipientData>
 </wne:recipients>
 </file>
 
@@ -6850,7 +6861,7 @@
   <a:extraClrSchemeLst/>
   <a:extLst>
     <a:ext uri="{05A4C25C-085E-4340-85A3-A5531E510DB2}">
-      <thm15:themeFamily xmlns="" xmlns:thm15="http://schemas.microsoft.com/office/thememl/2012/main" name="Office Theme" id="{62F939B6-93AF-4DB8-9C6B-D6C7DFDC589F}" vid="{4A3C46E8-61CC-4603-A589-7422A47A8E4A}"/>
+      <thm15:themeFamily xmlns:thm15="http://schemas.microsoft.com/office/thememl/2012/main" xmlns="" name="Office Theme" id="{62F939B6-93AF-4DB8-9C6B-D6C7DFDC589F}" vid="{4A3C46E8-61CC-4603-A589-7422A47A8E4A}"/>
     </a:ext>
   </a:extLst>
 </a:theme>
@@ -6876,7 +6887,7 @@
 </file>
 
 <file path=customXml/itemProps2.xml><?xml version="1.0" encoding="utf-8"?>
-<ds:datastoreItem xmlns:ds="http://schemas.openxmlformats.org/officeDocument/2006/customXml" ds:itemID="{1CEF6BA4-F340-498F-9150-09D1DAF9E90E}">
+<ds:datastoreItem xmlns:ds="http://schemas.openxmlformats.org/officeDocument/2006/customXml" ds:itemID="{5EF4BE2B-FF45-4867-8D20-D9635CBAC42A}">
   <ds:schemaRefs>
     <ds:schemaRef ds:uri="http://schemas.openxmlformats.org/officeDocument/2006/bibliography"/>
   </ds:schemaRefs>
